--- a/por/docx/45.content.docx
+++ b/por/docx/45.content.docx
@@ -21358,19 +21358,7 @@
         <w:rPr>
           <w:lang w:val="pt_PT" w:bidi="pt_PT"/>
         </w:rPr>
-        <w:t xml:space="preserve">). Talvez a resposta seja que Paulo foi capaz de cumprimentar tantas pessoas em Roma porque as encontrou durante suas viagens fora de Roma (veja </w:t>
-      </w:r>
-      <w:r>
-        <w:rPr>
-          <w:lang w:val="pt_PT" w:bidi="pt_PT"/>
-        </w:rPr>
-        <w:t>Introdução ao Livro de Romanos</w:t>
-      </w:r>
-      <w:r>
-        <w:rPr>
-          <w:lang w:val="pt_PT" w:bidi="pt_PT"/>
-        </w:rPr>
-        <w:t>, “Contexto”).</w:t>
+        <w:t>). Talvez a resposta seja que Paulo foi capaz de cumprimentar tantas pessoas em Roma porque as encontrou durante suas viagens fora de Roma (veja Introdução ao Livro de Romanos, “Contexto”).</w:t>
       </w:r>
       <w:r>
         <w:rPr>
